--- a/MyDocumentConverterMultiOSV10/samples/output/ebook/fb2/docx.docx
+++ b/MyDocumentConverterMultiOSV10/samples/output/ebook/fb2/docx.docx
@@ -122,7 +122,7 @@
       <w:r>
         <w:t xml:space="preserve">, 그리고 </w:t>
       </w:r>
-      <w:hyperlink w:history="1" r:id="rIdcydnyytrptdhzfcd5revo">
+      <w:hyperlink w:history="1" r:id="rIduchghou_8eqlvz_hepkny">
         <w:r>
           <w:rPr>
             <w:rStyle w:val="Hyperlink"/>
@@ -688,7 +688,7 @@
       <w:r>
         <w:t xml:space="preserve"> 자동 링크 </w:t>
       </w:r>
-      <w:hyperlink w:history="1" r:id="rIdgtxxhll1jeprzfd_v1xe_">
+      <w:hyperlink w:history="1" r:id="rId_8uapp_k9jnrj2spokjkd">
         <w:r>
           <w:rPr>
             <w:rStyle w:val="Hyperlink"/>
@@ -699,7 +699,7 @@
       <w:r>
         <w:t xml:space="preserve"> 와 </w:t>
       </w:r>
-      <w:hyperlink w:history="1" r:id="rIdflv8gjjnfjgeby5_7jd9f">
+      <w:hyperlink w:history="1" r:id="rIdyi7hvngayex13t7aphfki">
         <w:r>
           <w:rPr>
             <w:rStyle w:val="Hyperlink"/>
